--- a/CONFIRMATION_LETTER.docx
+++ b/CONFIRMATION_LETTER.docx
@@ -304,19 +304,22 @@
         <w:t xml:space="preserve"> </w:t>
       </w:r>
       <w:r>
-        <w:t xml:space="preserve">[him/her] with an [Application Type] Application at the Department of Home Affairs. </w:t>
-      </w:r>
-    </w:p>
-    <w:p>
-      <w:pPr>
-        <w:tabs>
-          <w:tab w:val="left" w:pos="720"/>
-          <w:tab w:val="left" w:pos="1440"/>
-          <w:tab w:val="left" w:pos="6790"/>
-        </w:tabs>
-      </w:pPr>
+        <w:t>them</w:t>
+      </w:r>
       <w:bookmarkStart w:id="0" w:name="_GoBack"/>
       <w:bookmarkEnd w:id="0"/>
+      <w:r>
+        <w:t xml:space="preserve"> with an [Application Type] Application at the Department of Home Affairs. </w:t>
+      </w:r>
+    </w:p>
+    <w:p>
+      <w:pPr>
+        <w:tabs>
+          <w:tab w:val="left" w:pos="720"/>
+          <w:tab w:val="left" w:pos="1440"/>
+          <w:tab w:val="left" w:pos="6790"/>
+        </w:tabs>
+      </w:pPr>
     </w:p>
     <w:p>
       <w:pPr>
@@ -3065,7 +3068,7 @@
 </file>
 
 <file path=customXml/itemProps1.xml><?xml version="1.0" encoding="utf-8"?>
-<ds:datastoreItem xmlns:ds="http://schemas.openxmlformats.org/officeDocument/2006/customXml" ds:itemID="{315423E4-2AE1-4469-B484-5CDF7C28A179}">
+<ds:datastoreItem xmlns:ds="http://schemas.openxmlformats.org/officeDocument/2006/customXml" ds:itemID="{C7683FD7-258A-47FB-A144-32DE20E488AE}">
   <ds:schemaRefs>
     <ds:schemaRef ds:uri="http://schemas.openxmlformats.org/officeDocument/2006/bibliography"/>
   </ds:schemaRefs>
